--- a/Regen-brake/Design_chat/Regenerative_braking_gemini_1472026.docx
+++ b/Regen-brake/Design_chat/Regenerative_braking_gemini_1472026.docx
@@ -1030,7 +1030,15 @@
       </w:r>
     </w:p>
     <w:p>
-      <w:r>
+      <w:pPr>
+        <w:rPr>
+          <w:color w:val="EE0000"/>
+        </w:rPr>
+      </w:pPr>
+      <w:r>
+        <w:rPr>
+          <w:color w:val="EE0000"/>
+        </w:rPr>
         <w:t>But if i want to implement regenerative braking, i have to have control over both high and low side mosfets, right? Since i want to according to back emf voltage trigger the high side mosfet, so it conducts and charges up my battery?</w:t>
       </w:r>
     </w:p>
@@ -2001,7 +2009,15 @@
       </w:r>
     </w:p>
     <w:p>
-      <w:r>
+      <w:pPr>
+        <w:rPr>
+          <w:color w:val="EE0000"/>
+        </w:rPr>
+      </w:pPr>
+      <w:r>
+        <w:rPr>
+          <w:color w:val="EE0000"/>
+        </w:rPr>
         <w:t>So i would need to sense the back EMF? what if i sense the back EMF and battery voltage and just skip to step 2 when EMF &gt; Vbat?</w:t>
       </w:r>
     </w:p>
@@ -2925,13 +2941,22 @@
       </w:r>
     </w:p>
     <w:p>
-      <w:r>
+      <w:pPr>
+        <w:rPr>
+          <w:u w:val="single"/>
+        </w:rPr>
+      </w:pPr>
+      <w:r>
+        <w:rPr>
+          <w:u w:val="single"/>
+        </w:rPr>
         <w:t xml:space="preserve">By varying the </w:t>
       </w:r>
       <w:r>
         <w:rPr>
           <w:b/>
           <w:bCs/>
+          <w:u w:val="single"/>
         </w:rPr>
         <w:t>Duty Cycle (</w:t>
       </w:r>
@@ -2939,6 +2964,7 @@
         <m:r>
           <w:rPr>
             <w:rFonts w:ascii="Cambria Math" w:hAnsi="Cambria Math"/>
+            <w:u w:val="single"/>
           </w:rPr>
           <m:t>D</m:t>
         </m:r>
@@ -2947,10 +2973,14 @@
         <w:rPr>
           <w:b/>
           <w:bCs/>
+          <w:u w:val="single"/>
         </w:rPr>
         <w:t>)</w:t>
       </w:r>
       <w:r>
+        <w:rPr>
+          <w:u w:val="single"/>
+        </w:rPr>
         <w:t xml:space="preserve"> of the low-side MOSFET, you control how much the voltage is boosted:</w:t>
       </w:r>
     </w:p>
@@ -37108,6 +37138,7 @@
   <w:style w:type="character" w:default="1" w:styleId="Privzetapisavaodstavka">
     <w:name w:val="Default Paragraph Font"/>
     <w:uiPriority w:val="1"/>
+    <w:semiHidden/>
     <w:unhideWhenUsed/>
   </w:style>
   <w:style w:type="table" w:default="1" w:styleId="Navadnatabela">
